--- a/NEOH_AT_Sep2026_Vollstichprobe.docx
+++ b/NEOH_AT_Sep2026_Vollstichprobe.docx
@@ -21,7 +21,7 @@
           <w:iCs/>
           <w:color w:val="595959"/>
         </w:rPr>
-        <w:t xml:space="preserve">Qualtrics-Fragebogendokumentation · Sprache DE · 26 Fragen</w:t>
+        <w:t xml:space="preserve">Qualtrics-Fragebogendokumentation · Sprache DE · 29 Fragen</w:t>
       </w:r>
     </w:p>
     <w:p>
@@ -170,7 +170,7 @@
         <w:ind w:left="240"/>
       </w:pPr>
       <w:r>
-        <w:t xml:space="preserve">Standard: Markenbekanntheit (4 Fragen)</w:t>
+        <w:t xml:space="preserve">Standard: Markenbekanntheit (6 Fragen)</w:t>
       </w:r>
     </w:p>
     <w:p>
@@ -233,7 +233,7 @@
         <w:ind w:left="480"/>
       </w:pPr>
       <w:r>
-        <w:t xml:space="preserve">Standard: Markensentiment (4 Fragen)</w:t>
+        <w:t xml:space="preserve">Standard: Markensentiment (5 Fragen)</w:t>
       </w:r>
     </w:p>
     <w:p>
@@ -1004,6 +1004,32 @@
     </w:p>
     <w:p>
       <w:pPr>
+        <w:spacing w:after="80" w:before="120"/>
+      </w:pPr>
+      <w:r>
+        <w:rPr>
+          <w:b/>
+          <w:bCs/>
+        </w:rPr>
+        <w:t xml:space="preserve">t_spontan  Timing</w:t>
+      </w:r>
+    </w:p>
+    <w:p>
+      <w:pPr>
+        <w:spacing w:after="60" w:before="0"/>
+        <w:ind w:left="240"/>
+      </w:pPr>
+      <w:r>
+        <w:rPr>
+          <w:i/>
+          <w:iCs/>
+          <w:color w:val="767171"/>
+        </w:rPr>
+        <w:t xml:space="preserve">Unsichtbares Timing-Element. Erfasst First Click, Last Click, Page Submit, Click Count für diese Seite.</w:t>
+      </w:r>
+    </w:p>
+    <w:p>
+      <w:pPr>
         <w:spacing w:after="60" w:before="80"/>
         <w:jc w:val="center"/>
       </w:pPr>
@@ -1656,6 +1682,32 @@
       </w:pPr>
       <w:r>
         <w:t xml:space="preserve">⊗ KEINE Marke  (99)</w:t>
+      </w:r>
+    </w:p>
+    <w:p>
+      <w:pPr>
+        <w:spacing w:after="80" w:before="120"/>
+      </w:pPr>
+      <w:r>
+        <w:rPr>
+          <w:b/>
+          <w:bCs/>
+        </w:rPr>
+        <w:t xml:space="preserve">t_raster  Timing</w:t>
+      </w:r>
+    </w:p>
+    <w:p>
+      <w:pPr>
+        <w:spacing w:after="60" w:before="0"/>
+        <w:ind w:left="240"/>
+      </w:pPr>
+      <w:r>
+        <w:rPr>
+          <w:i/>
+          <w:iCs/>
+          <w:color w:val="767171"/>
+        </w:rPr>
+        <w:t xml:space="preserve">Unsichtbares Timing-Element. Erfasst First Click, Last Click, Page Submit, Click Count für diese Seite.</w:t>
       </w:r>
     </w:p>
     <w:p>
@@ -3203,6 +3255,32 @@
       </w:pPr>
       <w:r>
         <w:t xml:space="preserve">10  (10)</w:t>
+      </w:r>
+    </w:p>
+    <w:p>
+      <w:pPr>
+        <w:spacing w:after="80" w:before="120"/>
+      </w:pPr>
+      <w:r>
+        <w:rPr>
+          <w:b/>
+          <w:bCs/>
+        </w:rPr>
+        <w:t xml:space="preserve">t_sentiment  Timing</w:t>
+      </w:r>
+    </w:p>
+    <w:p>
+      <w:pPr>
+        <w:spacing w:after="60" w:before="0"/>
+        <w:ind w:left="240"/>
+      </w:pPr>
+      <w:r>
+        <w:rPr>
+          <w:i/>
+          <w:iCs/>
+          <w:color w:val="767171"/>
+        </w:rPr>
+        <w:t xml:space="preserve">Unsichtbares Timing-Element. Erfasst First Click, Last Click, Page Submit, Click Count für diese Seite.</w:t>
       </w:r>
     </w:p>
     <w:p>

--- a/NEOH_AT_Sep2026_Vollstichprobe.docx
+++ b/NEOH_AT_Sep2026_Vollstichprobe.docx
@@ -71,7 +71,7 @@
         <w:ind w:left="240"/>
       </w:pPr>
       <w:r>
-        <w:t xml:space="preserve">Branch — Screen-out: unter 16 Jahre: wenn alter &lt; 16</w:t>
+        <w:t xml:space="preserve">Branch — Screen-out: unter 18 Jahre: wenn alter &lt; 18</w:t>
       </w:r>
     </w:p>
     <w:p>
@@ -89,16 +89,16 @@
         <w:ind w:left="240"/>
       </w:pPr>
       <w:r>
-        <w:t xml:space="preserve">Embedded Data: altersgruppe = 65+</w:t>
-      </w:r>
-    </w:p>
-    <w:p>
-      <w:pPr>
-        <w:spacing w:after="60" w:before="0"/>
-        <w:ind w:left="240"/>
-      </w:pPr>
-      <w:r>
-        <w:t xml:space="preserve">Branch — altersgruppe 50-64: wenn alter &lt; 65</w:t>
+        <w:t xml:space="preserve">Embedded Data: altersgruppe = 60-99</w:t>
+      </w:r>
+    </w:p>
+    <w:p>
+      <w:pPr>
+        <w:spacing w:after="60" w:before="0"/>
+        <w:ind w:left="240"/>
+      </w:pPr>
+      <w:r>
+        <w:t xml:space="preserve">Branch — altersgruppe 50-59: wenn alter &lt; 60</w:t>
       </w:r>
     </w:p>
     <w:p>
@@ -107,16 +107,16 @@
         <w:ind w:left="480"/>
       </w:pPr>
       <w:r>
-        <w:t xml:space="preserve">Embedded Data: altersgruppe = 50-64</w:t>
-      </w:r>
-    </w:p>
-    <w:p>
-      <w:pPr>
-        <w:spacing w:after="60" w:before="0"/>
-        <w:ind w:left="240"/>
-      </w:pPr>
-      <w:r>
-        <w:t xml:space="preserve">Branch — altersgruppe 35-49: wenn alter &lt; 50</w:t>
+        <w:t xml:space="preserve">Embedded Data: altersgruppe = 50-59</w:t>
+      </w:r>
+    </w:p>
+    <w:p>
+      <w:pPr>
+        <w:spacing w:after="60" w:before="0"/>
+        <w:ind w:left="240"/>
+      </w:pPr>
+      <w:r>
+        <w:t xml:space="preserve">Branch — altersgruppe 40-49: wenn alter &lt; 50</w:t>
       </w:r>
     </w:p>
     <w:p>
@@ -125,16 +125,16 @@
         <w:ind w:left="480"/>
       </w:pPr>
       <w:r>
-        <w:t xml:space="preserve">Embedded Data: altersgruppe = 35-49</w:t>
-      </w:r>
-    </w:p>
-    <w:p>
-      <w:pPr>
-        <w:spacing w:after="60" w:before="0"/>
-        <w:ind w:left="240"/>
-      </w:pPr>
-      <w:r>
-        <w:t xml:space="preserve">Branch — altersgruppe 25-34: wenn alter &lt; 35</w:t>
+        <w:t xml:space="preserve">Embedded Data: altersgruppe = 40-49</w:t>
+      </w:r>
+    </w:p>
+    <w:p>
+      <w:pPr>
+        <w:spacing w:after="60" w:before="0"/>
+        <w:ind w:left="240"/>
+      </w:pPr>
+      <w:r>
+        <w:t xml:space="preserve">Branch — altersgruppe 30-39: wenn alter &lt; 40</w:t>
       </w:r>
     </w:p>
     <w:p>
@@ -143,16 +143,16 @@
         <w:ind w:left="480"/>
       </w:pPr>
       <w:r>
-        <w:t xml:space="preserve">Embedded Data: altersgruppe = 25-34</w:t>
-      </w:r>
-    </w:p>
-    <w:p>
-      <w:pPr>
-        <w:spacing w:after="60" w:before="0"/>
-        <w:ind w:left="240"/>
-      </w:pPr>
-      <w:r>
-        <w:t xml:space="preserve">Branch — altersgruppe 16-24: wenn alter &lt; 25</w:t>
+        <w:t xml:space="preserve">Embedded Data: altersgruppe = 30-39</w:t>
+      </w:r>
+    </w:p>
+    <w:p>
+      <w:pPr>
+        <w:spacing w:after="60" w:before="0"/>
+        <w:ind w:left="240"/>
+      </w:pPr>
+      <w:r>
+        <w:t xml:space="preserve">Branch — altersgruppe 18-29: wenn alter &lt; 30</w:t>
       </w:r>
     </w:p>
     <w:p>
@@ -161,7 +161,7 @@
         <w:ind w:left="480"/>
       </w:pPr>
       <w:r>
-        <w:t xml:space="preserve">Embedded Data: altersgruppe = 16-24</w:t>
+        <w:t xml:space="preserve">Embedded Data: altersgruppe = 18-29</w:t>
       </w:r>
     </w:p>
     <w:p>

--- a/NEOH_AT_Sep2026_Vollstichprobe.docx
+++ b/NEOH_AT_Sep2026_Vollstichprobe.docx
@@ -44,7 +44,7 @@
         <w:ind w:left="240"/>
       </w:pPr>
       <w:r>
-        <w:t xml:space="preserve">Embedded Data: land = AT</w:t>
+        <w:t xml:space="preserve">Embedded Data: land = AT, PID = </w:t>
       </w:r>
     </w:p>
     <w:p>
@@ -3478,7 +3478,7 @@
         <w:ind w:left="240"/>
       </w:pPr>
       <w:r>
-        <w:t xml:space="preserve">Abschluss: DefaultMessage</w:t>
+        <w:t xml:space="preserve">Abschluss: Redirect</w:t>
       </w:r>
     </w:p>
     <w:p>

--- a/NEOH_AT_Sep2026_Vollstichprobe.docx
+++ b/NEOH_AT_Sep2026_Vollstichprobe.docx
@@ -275,7 +275,7 @@
           <w:b/>
           <w:bCs/>
         </w:rPr>
-        <w:t xml:space="preserve">einleitung  Liebe Umfrageteilnehmer:innen,  Vielen Dank, dass Sie an unserer Studie teilnehmen. Im Rahmen eines Forschungsprojekts der WU Wien untersuchen wir, wie österreichische Konsument:innen Schokoladen- und Snackmarken wahrnehmen. Ihre Antworten helfen uns, aktuelle Trends im Süßwarenmarkt besser zu verstehen.  Was erwartet Sie?  Fragen zu Ihrer Markenwahrnehmung, Ihren Mediengewohnheiten und Ihrem Kaufverhalten bei Schokoladen- und Snackriegeln.  Dauer: ca. 5–13 Minuten, je nachdem welche Marken Sie kennen  Datenschutz: Ihre Antworten werden anonym erfasst und ausschließlich für wissenschaftliche Zwecke verwendet. Eine Zuordnung zu Ihrer Person ist nicht möglich. Bitte beantworten Sie die Fragen spontan — es gibt keine richtigen oder falschen Antworten.  Mit besten Grüßen,  Dr. Arne Floh  arne.floh@wu.ac.at</w:t>
+        <w:t xml:space="preserve">einleitung  Liebe Umfrageteilnehmer:innen,  Vielen Dank, dass Sie an unserer Studie teilnehmen. Im Rahmen eines Forschungsprojekts der WU Wien untersuchen wir, wie österreichische Konsument:innen Schokoladen- und Snackmarken wahrnehmen. Ihre Antworten helfen uns, aktuelle Trends im Süßwarenmarkt besser zu verstehen.  Was erwartet Sie?  Fragen zu Ihrer Markenwahrnehmung, Ihren Mediengewohnheiten und Ihrem Kaufverhalten bei Schokoladen- und Snackriegeln.  Datenschutz: Ihre Antworten werden anonym erfasst und ausschließlich für wissenschaftliche Zwecke verwendet. Eine Zuordnung zu Ihrer Person ist nicht möglich. Bitte beantworten Sie die Fragen spontan — es gibt keine richtigen oder falschen Antworten.  Mit besten Grüßen,  Dr. Arne Floh  arne.floh@wu.ac.at</w:t>
       </w:r>
     </w:p>
     <w:p>
